--- a/lessons/6-12/homework.docx
+++ b/lessons/6-12/homework.docx
@@ -24,7 +24,7 @@
           <w:i/>
           <w:iCs/>
         </w:rPr>
-        <w:t xml:space="preserve">Lesson 1-3  •  Standard 6.NOS.4</w:t>
+        <w:t xml:space="preserve">Lesson 6-12  •  Standard 6.NOS.4</w:t>
       </w:r>
     </w:p>
     <w:p>
@@ -161,10 +161,10 @@
           <w:b/>
           <w:bCs/>
         </w:rPr>
-        <w:t xml:space="preserve">Multiple (Múltiplo)</w:t>
-      </w:r>
-      <w:r>
-        <w:t xml:space="preserve"> — What you get when you multiply a number by 1, 2, 3, and so on.</w:t>
+        <w:t xml:space="preserve">Least Common Multiple (Mínimo común múltiplo)</w:t>
+      </w:r>
+      <w:r>
+        <w:t xml:space="preserve"> — The least positive number that is a multiple of two or more numbers.</w:t>
       </w:r>
     </w:p>
     <w:p>
@@ -224,10 +224,73 @@
           <w:b/>
           <w:bCs/>
         </w:rPr>
-        <w:t xml:space="preserve">Least common multiple (Mínimo común múltiplo)</w:t>
-      </w:r>
-      <w:r>
-        <w:t xml:space="preserve"> — The smallest number that two or more numbers both go into.</w:t>
+        <w:t xml:space="preserve">Multiple (Múltiplo)</w:t>
+      </w:r>
+      <w:r>
+        <w:t xml:space="preserve"> — What you get when you multiply a number by 1, 2, 3, and so on.</w:t>
+      </w:r>
+    </w:p>
+    <w:p>
+      <w:pPr>
+        <w:keepNext/>
+        <w:spacing w:after="20" w:before="80"/>
+        <w:jc w:val="center"/>
+      </w:pPr>
+      <w:r>
+        <w:drawing>
+          <wp:inline distT="0" distB="0" distL="0" distR="0">
+            <wp:extent cx="1047750" cy="790575"/>
+            <wp:effectExtent t="0" r="0" b="0" l="0"/>
+            <wp:docPr id="1" name="" descr="" title=""/>
+            <wp:cNvGraphicFramePr>
+              <a:graphicFrameLocks xmlns:a="http://schemas.openxmlformats.org/drawingml/2006/main" noChangeAspect="1"/>
+            </wp:cNvGraphicFramePr>
+            <a:graphic xmlns:a="http://schemas.openxmlformats.org/drawingml/2006/main">
+              <a:graphicData uri="http://schemas.openxmlformats.org/drawingml/2006/picture">
+                <pic:pic xmlns:pic="http://schemas.openxmlformats.org/drawingml/2006/picture">
+                  <pic:nvPicPr>
+                    <pic:cNvPr id="0" name="" descr=""/>
+                    <pic:cNvPicPr>
+                      <a:picLocks noChangeAspect="1" noChangeArrowheads="1"/>
+                    </pic:cNvPicPr>
+                  </pic:nvPicPr>
+                  <pic:blipFill>
+                    <a:blip r:embed="rId7" cstate="none"/>
+                    <a:srcRect/>
+                    <a:stretch>
+                      <a:fillRect/>
+                    </a:stretch>
+                  </pic:blipFill>
+                  <pic:spPr bwMode="auto">
+                    <a:xfrm>
+                      <a:off x="0" y="0"/>
+                      <a:ext cx="1047750" cy="790575"/>
+                    </a:xfrm>
+                    <a:prstGeom prst="rect">
+                      <a:avLst/>
+                    </a:prstGeom>
+                  </pic:spPr>
+                </pic:pic>
+              </a:graphicData>
+            </a:graphic>
+          </wp:inline>
+        </w:drawing>
+      </w:r>
+    </w:p>
+    <w:p>
+      <w:pPr>
+        <w:keepNext/>
+        <w:spacing w:after="120"/>
+      </w:pPr>
+      <w:r>
+        <w:rPr>
+          <w:b/>
+          <w:bCs/>
+        </w:rPr>
+        <w:t xml:space="preserve">Common multiple (Múltiplo común)</w:t>
+      </w:r>
+      <w:r>
+        <w:t xml:space="preserve"> — A number that two or more numbers both go into.</w:t>
       </w:r>
     </w:p>
     <w:p>
@@ -287,69 +350,6 @@
           <w:b/>
           <w:bCs/>
         </w:rPr>
-        <w:t xml:space="preserve">Common multiple (Múltiplo común)</w:t>
-      </w:r>
-      <w:r>
-        <w:t xml:space="preserve"> — A number that two or more numbers both go into.</w:t>
-      </w:r>
-    </w:p>
-    <w:p>
-      <w:pPr>
-        <w:keepNext/>
-        <w:spacing w:after="20" w:before="80"/>
-        <w:jc w:val="center"/>
-      </w:pPr>
-      <w:r>
-        <w:drawing>
-          <wp:inline distT="0" distB="0" distL="0" distR="0">
-            <wp:extent cx="1047750" cy="790575"/>
-            <wp:effectExtent t="0" r="0" b="0" l="0"/>
-            <wp:docPr id="1" name="" descr="" title=""/>
-            <wp:cNvGraphicFramePr>
-              <a:graphicFrameLocks xmlns:a="http://schemas.openxmlformats.org/drawingml/2006/main" noChangeAspect="1"/>
-            </wp:cNvGraphicFramePr>
-            <a:graphic xmlns:a="http://schemas.openxmlformats.org/drawingml/2006/main">
-              <a:graphicData uri="http://schemas.openxmlformats.org/drawingml/2006/picture">
-                <pic:pic xmlns:pic="http://schemas.openxmlformats.org/drawingml/2006/picture">
-                  <pic:nvPicPr>
-                    <pic:cNvPr id="0" name="" descr=""/>
-                    <pic:cNvPicPr>
-                      <a:picLocks noChangeAspect="1" noChangeArrowheads="1"/>
-                    </pic:cNvPicPr>
-                  </pic:nvPicPr>
-                  <pic:blipFill>
-                    <a:blip r:embed="rId7" cstate="none"/>
-                    <a:srcRect/>
-                    <a:stretch>
-                      <a:fillRect/>
-                    </a:stretch>
-                  </pic:blipFill>
-                  <pic:spPr bwMode="auto">
-                    <a:xfrm>
-                      <a:off x="0" y="0"/>
-                      <a:ext cx="1047750" cy="790575"/>
-                    </a:xfrm>
-                    <a:prstGeom prst="rect">
-                      <a:avLst/>
-                    </a:prstGeom>
-                  </pic:spPr>
-                </pic:pic>
-              </a:graphicData>
-            </a:graphic>
-          </wp:inline>
-        </w:drawing>
-      </w:r>
-    </w:p>
-    <w:p>
-      <w:pPr>
-        <w:keepNext/>
-        <w:spacing w:after="120"/>
-      </w:pPr>
-      <w:r>
-        <w:rPr>
-          <w:b/>
-          <w:bCs/>
-        </w:rPr>
         <w:t xml:space="preserve">Skip counting (Conteo salteado)</w:t>
       </w:r>
       <w:r>
@@ -1272,7 +1272,7 @@
           <w:b/>
           <w:bCs/>
         </w:rPr>
-        <w:t xml:space="preserve">8. Stop 1 — Oxygen Bay: The oxygen scrubber cycles every 4 minutes and the air filter cycles every 6 minutes. They both just ran together. After how many minutes do they next run together?</w:t>
+        <w:t xml:space="preserve">8. One machine runs every 4 min, another every 6 min. They just ran together. In how many minutes do they run together again?</w:t>
       </w:r>
     </w:p>
     <w:p>
@@ -1327,7 +1327,7 @@
           <w:b/>
           <w:bCs/>
         </w:rPr>
-        <w:t xml:space="preserve">9. Stop 2 — Docking Ring: A supply pod arrives every 8 minutes and a cargo shuttle arrives every 12 minutes. They just docked together. After how many minutes do they next dock together?</w:t>
+        <w:t xml:space="preserve">9. One ship docks every 8 min, another every 12 min. They just docked together. In how many minutes do they dock together again?</w:t>
       </w:r>
     </w:p>
     <w:p>
@@ -1854,6 +1854,14 @@
       </w:pPr>
       <w:r>
         <w:t xml:space="preserve">     Correct work: The LCM is not just the larger number. Check: 9 is in the multiples of 9, but it is NOT in the multiples of 6 (6, 12, 18...). The first number in BOTH lists is 18, so the LCM of 6 and 9 is 18.</w:t>
+      </w:r>
+    </w:p>
+    <w:p>
+      <w:pPr>
+        <w:spacing w:after="80" w:before="0"/>
+      </w:pPr>
+      <w:r>
+        <w:t xml:space="preserve">     Watch for: In the last step Maya chose 9 just because it is the larger number, but 9 never appears in the multiples of 6 (6, 12, 18, 24). The LCM has to be in both lists, and the first number in both is 18, so the LCM of 6 and 9 is 18.</w:t>
       </w:r>
     </w:p>
     <w:p>
